--- a/AULA SETEMBRO DE 2026.docx
+++ b/AULA SETEMBRO DE 2026.docx
@@ -13,32 +13,9 @@
       </w:r>
     </w:p>
     <w:p>
-      <w:proofErr w:type="spellStart"/>
-      <w:r>
-        <w:t>select</w:t>
-      </w:r>
-      <w:proofErr w:type="spellEnd"/>
-      <w:r>
-        <w:t xml:space="preserve"> * </w:t>
-      </w:r>
-      <w:proofErr w:type="spellStart"/>
-      <w:r>
-        <w:t>from</w:t>
-      </w:r>
-      <w:proofErr w:type="spellEnd"/>
-      <w:r>
-        <w:t xml:space="preserve"> </w:t>
-      </w:r>
-      <w:proofErr w:type="spellStart"/>
-      <w:proofErr w:type="gramStart"/>
-      <w:r>
-        <w:t>hoteis</w:t>
-      </w:r>
-      <w:proofErr w:type="spellEnd"/>
-      <w:r>
-        <w:t xml:space="preserve"> ;</w:t>
-      </w:r>
-      <w:proofErr w:type="gramEnd"/>
+      <w:r>
+        <w:t>select * from hoteis ;</w:t>
+      </w:r>
       <w:r>
         <w:t xml:space="preserve"> JEITO NORMAL EM LINHAS:</w:t>
       </w:r>
@@ -50,15 +27,7 @@
     </w:p>
     <w:p>
       <w:r>
-        <w:t xml:space="preserve">| id | nome             | cidade           | estrelas | </w:t>
-      </w:r>
-      <w:proofErr w:type="spellStart"/>
-      <w:r>
-        <w:t>email</w:t>
-      </w:r>
-      <w:proofErr w:type="spellEnd"/>
-      <w:r>
-        <w:t xml:space="preserve">        | senha |</w:t>
+        <w:t>| id | nome             | cidade           | estrelas | email        | senha |</w:t>
       </w:r>
     </w:p>
     <w:p>
@@ -67,97 +36,38 @@
       </w:r>
     </w:p>
     <w:p>
-      <w:proofErr w:type="gramStart"/>
-      <w:r>
-        <w:t>|  1</w:t>
-      </w:r>
-      <w:proofErr w:type="gramEnd"/>
-      <w:r>
-        <w:t xml:space="preserve"> | Mansão Majestosa | Belo Horizonte   |        4 |              |       |</w:t>
-      </w:r>
-    </w:p>
-    <w:p>
-      <w:proofErr w:type="gramStart"/>
-      <w:r>
-        <w:t>|  2</w:t>
-      </w:r>
-      <w:proofErr w:type="gramEnd"/>
-      <w:r>
-        <w:t xml:space="preserve"> | Retiro Real      | Contagem         |        3 |              |       |</w:t>
-      </w:r>
-    </w:p>
-    <w:p>
-      <w:proofErr w:type="gramStart"/>
-      <w:r>
-        <w:t>|  3</w:t>
-      </w:r>
-      <w:proofErr w:type="gramEnd"/>
-      <w:r>
-        <w:t xml:space="preserve"> | Repouso Real     | Montes Claros    |        5 |              |       |</w:t>
-      </w:r>
-    </w:p>
-    <w:p>
-      <w:proofErr w:type="gramStart"/>
-      <w:r>
-        <w:t>|  4</w:t>
-      </w:r>
-      <w:proofErr w:type="gramEnd"/>
-      <w:r>
-        <w:t xml:space="preserve"> | </w:t>
-      </w:r>
-      <w:proofErr w:type="spellStart"/>
-      <w:r>
-        <w:t>gh</w:t>
-      </w:r>
-      <w:proofErr w:type="spellEnd"/>
-      <w:r>
-        <w:t xml:space="preserve">               | campos           |        3 |              |       |</w:t>
-      </w:r>
-    </w:p>
-    <w:p>
-      <w:proofErr w:type="gramStart"/>
-      <w:r>
-        <w:t>|  5</w:t>
-      </w:r>
-      <w:proofErr w:type="gramEnd"/>
-      <w:r>
-        <w:t xml:space="preserve"> |                  | campos do </w:t>
-      </w:r>
-      <w:proofErr w:type="spellStart"/>
-      <w:r>
-        <w:t>jordão</w:t>
-      </w:r>
-      <w:proofErr w:type="spellEnd"/>
-      <w:r>
-        <w:t xml:space="preserve"> |        3 |              |       |</w:t>
-      </w:r>
-    </w:p>
-    <w:p>
-      <w:proofErr w:type="gramStart"/>
-      <w:r>
-        <w:t>|  6</w:t>
-      </w:r>
-      <w:proofErr w:type="gramEnd"/>
-      <w:r>
-        <w:t xml:space="preserve"> | casa             | campos do </w:t>
-      </w:r>
-      <w:proofErr w:type="spellStart"/>
-      <w:r>
-        <w:t>jordão</w:t>
-      </w:r>
-      <w:proofErr w:type="spellEnd"/>
-      <w:r>
-        <w:t xml:space="preserve"> |        3 |              |       |</w:t>
-      </w:r>
-    </w:p>
-    <w:p>
-      <w:proofErr w:type="gramStart"/>
-      <w:r>
-        <w:t>|  7</w:t>
-      </w:r>
-      <w:proofErr w:type="gramEnd"/>
-      <w:r>
-        <w:t xml:space="preserve"> | vargem alegre    | SAGA             |        2 | va@gmail.com | 1234  |</w:t>
+      <w:r>
+        <w:t>|  1 | Mansão Majestosa | Belo Horizonte   |        4 |              |       |</w:t>
+      </w:r>
+    </w:p>
+    <w:p>
+      <w:r>
+        <w:t>|  2 | Retiro Real      | Contagem         |        3 |              |       |</w:t>
+      </w:r>
+    </w:p>
+    <w:p>
+      <w:r>
+        <w:t>|  3 | Repouso Real     | Montes Claros    |        5 |              |       |</w:t>
+      </w:r>
+    </w:p>
+    <w:p>
+      <w:r>
+        <w:t>|  4 | gh               | campos           |        3 |              |       |</w:t>
+      </w:r>
+    </w:p>
+    <w:p>
+      <w:r>
+        <w:t>|  5 |                  | campos do jordão |        3 |              |       |</w:t>
+      </w:r>
+    </w:p>
+    <w:p>
+      <w:r>
+        <w:t>|  6 | casa             | campos do jordão |        3 |              |       |</w:t>
+      </w:r>
+    </w:p>
+    <w:p>
+      <w:r>
+        <w:t>|  7 | vargem alegre    | SAGA             |        2 | va@gmail.com | 1234  |</w:t>
       </w:r>
     </w:p>
     <w:p>
@@ -166,29 +76,8 @@
       </w:r>
     </w:p>
     <w:p>
-      <w:proofErr w:type="spellStart"/>
-      <w:r>
-        <w:t>select</w:t>
-      </w:r>
-      <w:proofErr w:type="spellEnd"/>
-      <w:r>
-        <w:t xml:space="preserve"> * </w:t>
-      </w:r>
-      <w:proofErr w:type="spellStart"/>
-      <w:r>
-        <w:t>from</w:t>
-      </w:r>
-      <w:proofErr w:type="spellEnd"/>
-      <w:r>
-        <w:t xml:space="preserve"> </w:t>
-      </w:r>
-      <w:proofErr w:type="spellStart"/>
-      <w:r>
-        <w:t>hoteis</w:t>
-      </w:r>
-      <w:proofErr w:type="spellEnd"/>
-      <w:r>
-        <w:t xml:space="preserve"> \G;</w:t>
+      <w:r>
+        <w:t>select * from hoteis \G;</w:t>
       </w:r>
       <w:r>
         <w:t xml:space="preserve"> TRANSFORMANDO AS LINHAS EM COLUNAS</w:t>
@@ -196,15 +85,7 @@
     </w:p>
     <w:p>
       <w:r>
-        <w:t xml:space="preserve">*************************** 1. </w:t>
-      </w:r>
-      <w:proofErr w:type="spellStart"/>
-      <w:r>
-        <w:t>row</w:t>
-      </w:r>
-      <w:proofErr w:type="spellEnd"/>
-      <w:r>
-        <w:t xml:space="preserve"> ***************************</w:t>
+        <w:t>*************************** 1. row ***************************</w:t>
       </w:r>
     </w:p>
     <w:p>
@@ -229,15 +110,7 @@
     </w:p>
     <w:p>
       <w:r>
-        <w:t xml:space="preserve">   </w:t>
-      </w:r>
-      <w:proofErr w:type="spellStart"/>
-      <w:r>
-        <w:t>email</w:t>
-      </w:r>
-      <w:proofErr w:type="spellEnd"/>
-      <w:r>
-        <w:t>:</w:t>
+        <w:t xml:space="preserve">   email:</w:t>
       </w:r>
     </w:p>
     <w:p>
@@ -247,15 +120,7 @@
     </w:p>
     <w:p>
       <w:r>
-        <w:t xml:space="preserve">*************************** 2. </w:t>
-      </w:r>
-      <w:proofErr w:type="spellStart"/>
-      <w:r>
-        <w:t>row</w:t>
-      </w:r>
-      <w:proofErr w:type="spellEnd"/>
-      <w:r>
-        <w:t xml:space="preserve"> ***************************</w:t>
+        <w:t>*************************** 2. row ***************************</w:t>
       </w:r>
     </w:p>
     <w:p>
@@ -280,15 +145,7 @@
     </w:p>
     <w:p>
       <w:r>
-        <w:t xml:space="preserve">   </w:t>
-      </w:r>
-      <w:proofErr w:type="spellStart"/>
-      <w:r>
-        <w:t>email</w:t>
-      </w:r>
-      <w:proofErr w:type="spellEnd"/>
-      <w:r>
-        <w:t>:</w:t>
+        <w:t xml:space="preserve">   email:</w:t>
       </w:r>
     </w:p>
     <w:p>
@@ -298,15 +155,7 @@
     </w:p>
     <w:p>
       <w:r>
-        <w:t xml:space="preserve">*************************** 3. </w:t>
-      </w:r>
-      <w:proofErr w:type="spellStart"/>
-      <w:r>
-        <w:t>row</w:t>
-      </w:r>
-      <w:proofErr w:type="spellEnd"/>
-      <w:r>
-        <w:t xml:space="preserve"> ***************************</w:t>
+        <w:t>*************************** 3. row ***************************</w:t>
       </w:r>
     </w:p>
     <w:p>
@@ -332,15 +181,7 @@
     </w:p>
     <w:p>
       <w:r>
-        <w:t xml:space="preserve">   </w:t>
-      </w:r>
-      <w:proofErr w:type="spellStart"/>
-      <w:r>
-        <w:t>email</w:t>
-      </w:r>
-      <w:proofErr w:type="spellEnd"/>
-      <w:r>
-        <w:t>:</w:t>
+        <w:t xml:space="preserve">   email:</w:t>
       </w:r>
     </w:p>
     <w:p>
@@ -350,15 +191,7 @@
     </w:p>
     <w:p>
       <w:r>
-        <w:t xml:space="preserve">*************************** 4. </w:t>
-      </w:r>
-      <w:proofErr w:type="spellStart"/>
-      <w:r>
-        <w:t>row</w:t>
-      </w:r>
-      <w:proofErr w:type="spellEnd"/>
-      <w:r>
-        <w:t xml:space="preserve"> ***************************</w:t>
+        <w:t>*************************** 4. row ***************************</w:t>
       </w:r>
     </w:p>
     <w:p>
@@ -368,13 +201,8 @@
     </w:p>
     <w:p>
       <w:r>
-        <w:t xml:space="preserve">    nome: </w:t>
-      </w:r>
-      <w:proofErr w:type="spellStart"/>
-      <w:r>
-        <w:t>gh</w:t>
-      </w:r>
-      <w:proofErr w:type="spellEnd"/>
+        <w:t xml:space="preserve">    nome: gh</w:t>
+      </w:r>
     </w:p>
     <w:p>
       <w:r>
@@ -388,15 +216,7 @@
     </w:p>
     <w:p>
       <w:r>
-        <w:t xml:space="preserve">   </w:t>
-      </w:r>
-      <w:proofErr w:type="spellStart"/>
-      <w:r>
-        <w:t>email</w:t>
-      </w:r>
-      <w:proofErr w:type="spellEnd"/>
-      <w:r>
-        <w:t>:</w:t>
+        <w:t xml:space="preserve">   email:</w:t>
       </w:r>
     </w:p>
     <w:p>
@@ -406,15 +226,7 @@
     </w:p>
     <w:p>
       <w:r>
-        <w:t xml:space="preserve">*************************** 5. </w:t>
-      </w:r>
-      <w:proofErr w:type="spellStart"/>
-      <w:r>
-        <w:t>row</w:t>
-      </w:r>
-      <w:proofErr w:type="spellEnd"/>
-      <w:r>
-        <w:t xml:space="preserve"> ***************************</w:t>
+        <w:t>*************************** 5. row ***************************</w:t>
       </w:r>
     </w:p>
     <w:p>
@@ -429,13 +241,8 @@
     </w:p>
     <w:p>
       <w:r>
-        <w:t xml:space="preserve">  cidade: campos do </w:t>
-      </w:r>
-      <w:proofErr w:type="spellStart"/>
-      <w:r>
-        <w:t>jordão</w:t>
-      </w:r>
-      <w:proofErr w:type="spellEnd"/>
+        <w:t xml:space="preserve">  cidade: campos do jordão</w:t>
+      </w:r>
     </w:p>
     <w:p>
       <w:r>
@@ -444,15 +251,7 @@
     </w:p>
     <w:p>
       <w:r>
-        <w:t xml:space="preserve">   </w:t>
-      </w:r>
-      <w:proofErr w:type="spellStart"/>
-      <w:r>
-        <w:t>email</w:t>
-      </w:r>
-      <w:proofErr w:type="spellEnd"/>
-      <w:r>
-        <w:t>:</w:t>
+        <w:t xml:space="preserve">   email:</w:t>
       </w:r>
     </w:p>
     <w:p>
@@ -462,15 +261,7 @@
     </w:p>
     <w:p>
       <w:r>
-        <w:t xml:space="preserve">*************************** 6. </w:t>
-      </w:r>
-      <w:proofErr w:type="spellStart"/>
-      <w:r>
-        <w:t>row</w:t>
-      </w:r>
-      <w:proofErr w:type="spellEnd"/>
-      <w:r>
-        <w:t xml:space="preserve"> ***************************</w:t>
+        <w:t>*************************** 6. row ***************************</w:t>
       </w:r>
     </w:p>
     <w:p>
@@ -485,13 +276,8 @@
     </w:p>
     <w:p>
       <w:r>
-        <w:t xml:space="preserve">  cidade: campos do </w:t>
-      </w:r>
-      <w:proofErr w:type="spellStart"/>
-      <w:r>
-        <w:t>jordão</w:t>
-      </w:r>
-      <w:proofErr w:type="spellEnd"/>
+        <w:t xml:space="preserve">  cidade: campos do jordão</w:t>
+      </w:r>
     </w:p>
     <w:p>
       <w:r>
@@ -500,15 +286,7 @@
     </w:p>
     <w:p>
       <w:r>
-        <w:t xml:space="preserve">   </w:t>
-      </w:r>
-      <w:proofErr w:type="spellStart"/>
-      <w:r>
-        <w:t>email</w:t>
-      </w:r>
-      <w:proofErr w:type="spellEnd"/>
-      <w:r>
-        <w:t>:</w:t>
+        <w:t xml:space="preserve">   email:</w:t>
       </w:r>
     </w:p>
     <w:p>
@@ -518,15 +296,7 @@
     </w:p>
     <w:p>
       <w:r>
-        <w:t xml:space="preserve">*************************** 7. </w:t>
-      </w:r>
-      <w:proofErr w:type="spellStart"/>
-      <w:r>
-        <w:t>row</w:t>
-      </w:r>
-      <w:proofErr w:type="spellEnd"/>
-      <w:r>
-        <w:t xml:space="preserve"> ***************************</w:t>
+        <w:t>*************************** 7. row ***************************</w:t>
       </w:r>
     </w:p>
     <w:p>
@@ -552,15 +322,7 @@
     <w:p>
       <w:r>
         <w:lastRenderedPageBreak/>
-        <w:t xml:space="preserve">   </w:t>
-      </w:r>
-      <w:proofErr w:type="spellStart"/>
-      <w:r>
-        <w:t>email</w:t>
-      </w:r>
-      <w:proofErr w:type="spellEnd"/>
-      <w:r>
-        <w:t>: va@gmail.com</w:t>
+        <w:t xml:space="preserve">   email: va@gmail.com</w:t>
       </w:r>
     </w:p>
     <w:p>
@@ -570,56 +332,247 @@
     </w:p>
     <w:p>
       <w:r>
-        <w:t xml:space="preserve">7 </w:t>
-      </w:r>
-      <w:proofErr w:type="spellStart"/>
-      <w:r>
-        <w:t>rows</w:t>
-      </w:r>
-      <w:proofErr w:type="spellEnd"/>
-      <w:r>
-        <w:t xml:space="preserve"> in set (0.001 </w:t>
-      </w:r>
-      <w:proofErr w:type="spellStart"/>
-      <w:r>
-        <w:t>sec</w:t>
-      </w:r>
-      <w:proofErr w:type="spellEnd"/>
-      <w:r>
-        <w:t>)</w:t>
+        <w:t>7 rows in set (0.001 sec)</w:t>
       </w:r>
     </w:p>
     <w:p/>
     <w:p>
       <w:r>
-        <w:t xml:space="preserve">ERROR: No query </w:t>
-      </w:r>
-      <w:proofErr w:type="spellStart"/>
-      <w:r>
-        <w:t>specified</w:t>
-      </w:r>
-      <w:proofErr w:type="spellEnd"/>
+        <w:t>ERROR: No query specified</w:t>
+      </w:r>
     </w:p>
     <w:p/>
     <w:p>
-      <w:proofErr w:type="spellStart"/>
-      <w:r>
-        <w:t>MariaDB</w:t>
-      </w:r>
-      <w:proofErr w:type="spellEnd"/>
-      <w:r>
-        <w:t xml:space="preserve"> [</w:t>
-      </w:r>
-      <w:proofErr w:type="spellStart"/>
-      <w:r>
-        <w:t>hotel_db</w:t>
-      </w:r>
-      <w:proofErr w:type="spellEnd"/>
-      <w:r>
-        <w:t>]&gt;</w:t>
+      <w:r>
+        <w:t>MariaDB [hotel_db]&gt;</w:t>
+      </w:r>
+    </w:p>
+    <w:p>
+      <w:r>
+        <w:t>Aula dia 29/09/2026</w:t>
+      </w:r>
+    </w:p>
+    <w:p>
+      <w:r>
+        <w:t>Bootstrap – biblioteca de estilos</w:t>
+      </w:r>
+    </w:p>
+    <w:p>
+      <w:pPr>
+        <w:rPr>
+          <w:rFonts w:ascii="Arial" w:hAnsi="Arial" w:cs="Arial"/>
+          <w:color w:val="222222"/>
+          <w:shd w:val="clear" w:color="auto" w:fill="FFFFFF"/>
+        </w:rPr>
+      </w:pPr>
+      <w:r>
+        <w:t xml:space="preserve">Link = </w:t>
+      </w:r>
+      <w:r>
+        <w:rPr>
+          <w:rFonts w:ascii="Arial" w:hAnsi="Arial" w:cs="Arial"/>
+          <w:color w:val="222222"/>
+          <w:shd w:val="clear" w:color="auto" w:fill="FFFFFF"/>
+        </w:rPr>
+        <w:t>&lt;link href="</w:t>
+      </w:r>
+      <w:hyperlink r:id="rId4" w:tgtFrame="_blank" w:history="1">
+        <w:r>
+          <w:rPr>
+            <w:rStyle w:val="Hyperlink"/>
+            <w:rFonts w:ascii="Arial" w:hAnsi="Arial" w:cs="Arial"/>
+            <w:color w:val="1155CC"/>
+            <w:shd w:val="clear" w:color="auto" w:fill="FFFFFF"/>
+          </w:rPr>
+          <w:t>https://cdn.jsdelivr.net/npm/bootstrap@5.3.0/dist/css/bootstrap.min.css</w:t>
+        </w:r>
+      </w:hyperlink>
+      <w:r>
+        <w:rPr>
+          <w:rFonts w:ascii="Arial" w:hAnsi="Arial" w:cs="Arial"/>
+          <w:color w:val="222222"/>
+          <w:shd w:val="clear" w:color="auto" w:fill="FFFFFF"/>
+        </w:rPr>
+        <w:t>" rel="stylesheet"&gt;</w:t>
+      </w:r>
+    </w:p>
+    <w:p>
+      <w:r>
+        <w:t>Class = “</w:t>
+      </w:r>
+      <w:r>
+        <w:t>btn btn-primary</w:t>
+      </w:r>
+      <w:r>
+        <w:t>” – faz do button azul estilizado com bordas arredondadas.</w:t>
       </w:r>
     </w:p>
     <w:p/>
+    <w:p>
+      <w:r>
+        <w:t>Botões de Exemplo</w:t>
+      </w:r>
+    </w:p>
+    <w:p>
+      <w:r>
+        <w:t>Botão sem Bootstrap</w:t>
+      </w:r>
+      <w:r>
+        <w:br/>
+      </w:r>
+      <w:r>
+        <w:br/>
+      </w:r>
+    </w:p>
+    <w:p>
+      <w:r>
+        <w:pict w14:anchorId="6DEAC428">
+          <v:rect id="_x0000_i1025" style="width:0;height:1.5pt" o:hralign="center" o:hrstd="t" o:hr="t" fillcolor="#a0a0a0" stroked="f"/>
+        </w:pict>
+      </w:r>
+    </w:p>
+    <w:p>
+      <w:r>
+        <w:t>Criando alertas de Exemplo</w:t>
+      </w:r>
+    </w:p>
+    <w:p>
+      <w:r>
+        <w:t>Operação realizada com sucesso</w:t>
+      </w:r>
+    </w:p>
+    <w:p>
+      <w:r>
+        <w:t>Erro: Uusário ou Senha incooretos</w:t>
+      </w:r>
+    </w:p>
+    <w:p>
+      <w:r>
+        <w:t>&lt;!DOCTYPE html&gt;</w:t>
+      </w:r>
+    </w:p>
+    <w:p>
+      <w:r>
+        <w:t>&lt;html lang="pt-br"&gt;</w:t>
+      </w:r>
+    </w:p>
+    <w:p>
+      <w:r>
+        <w:t>&lt;head&gt;</w:t>
+      </w:r>
+    </w:p>
+    <w:p>
+      <w:r>
+        <w:t>    &lt;meta charset="UTF-8"&gt;</w:t>
+      </w:r>
+    </w:p>
+    <w:p>
+      <w:r>
+        <w:t>    &lt;meta name="viewport" content="width=device-width, initial-scale=1.0"&gt;</w:t>
+      </w:r>
+    </w:p>
+    <w:p>
+      <w:r>
+        <w:t>    &lt;title&gt;Treino Bootstrap 01 - Cores e Botões&lt;/title&gt;</w:t>
+      </w:r>
+    </w:p>
+    <w:p>
+      <w:r>
+        <w:t>    &lt;link href="https://cdn.jsdelivr.net/npm/bootstrap@5.3.0/dist/css/bootstrap.min.css" rel="stylesheet"&gt;</w:t>
+      </w:r>
+    </w:p>
+    <w:p>
+      <w:r>
+        <w:t>&lt;/head&gt;</w:t>
+      </w:r>
+    </w:p>
+    <w:p>
+      <w:r>
+        <w:t>&lt;body&gt;</w:t>
+      </w:r>
+    </w:p>
+    <w:p>
+      <w:r>
+        <w:t>    &lt;h2&gt;Botões de Exemplo&lt;/h2&gt;</w:t>
+      </w:r>
+    </w:p>
+    <w:p>
+      <w:r>
+        <w:lastRenderedPageBreak/>
+        <w:t>    &lt;button&gt;Botão sem Bootstrap&lt;/button&gt;</w:t>
+      </w:r>
+    </w:p>
+    <w:p>
+      <w:r>
+        <w:t>    &lt;Br&gt;&lt;/Br&gt;</w:t>
+      </w:r>
+    </w:p>
+    <w:p>
+      <w:r>
+        <w:t>    &lt;Button class="btn btn-primary"&gt;Botão com Bootstrap&lt;/Button&gt;</w:t>
+      </w:r>
+    </w:p>
+    <w:p>
+      <w:r>
+        <w:t>    &lt;Button class="btn btn-danger"&gt;EXCLUIR&lt;/Button&gt;</w:t>
+      </w:r>
+    </w:p>
+    <w:p>
+      <w:r>
+        <w:t>    &lt;Button class="btn btn-outline-success"&gt;Salvo com SUCESSO&lt;/Button&gt;</w:t>
+      </w:r>
+    </w:p>
+    <w:p>
+      <w:r>
+        <w:t>    &lt;Button class="btn btn-outline-warning"&gt;Atenção&lt;/Button&gt;</w:t>
+      </w:r>
+    </w:p>
+    <w:p/>
+    <w:p>
+      <w:r>
+        <w:t>    &lt;hr&gt;</w:t>
+      </w:r>
+    </w:p>
+    <w:p>
+      <w:r>
+        <w:t>    &lt;h2&gt;Criando alertas de Exemplo&lt;/h2&gt;</w:t>
+      </w:r>
+    </w:p>
+    <w:p>
+      <w:r>
+        <w:t>    &lt;div class = "alert alert-success"&gt;Operação realizada com sucesso&lt;/div&gt;</w:t>
+      </w:r>
+    </w:p>
+    <w:p>
+      <w:r>
+        <w:t>    &lt;div class = "alert alert-danger"&gt;Erro: Usário ou Senha incooretos&lt;/div&gt;</w:t>
+      </w:r>
+    </w:p>
+    <w:p>
+      <w:r>
+        <w:t>&lt;/body&gt;</w:t>
+      </w:r>
+    </w:p>
+    <w:p>
+      <w:r>
+        <w:t>&lt;/html&gt;</w:t>
+      </w:r>
+    </w:p>
+    <w:p>
+      <w:r>
+        <w:t>Regra visual do bootstrap</w:t>
+      </w:r>
+    </w:p>
+    <w:p>
+      <w:pPr>
+        <w:rPr>
+          <w:u w:val="single"/>
+        </w:rPr>
+      </w:pPr>
+      <w:r>
+        <w:t>Em uma tela subdividida em 12 colunas, quando class = col-md-6, ele separa 6 colunas no card e podemos usar as outras colunas restantes para outras informações</w:t>
+      </w:r>
+    </w:p>
     <w:sectPr>
       <w:pgSz w:w="11906" w:h="16838"/>
       <w:pgMar w:top="1417" w:right="1701" w:bottom="1417" w:left="1701" w:header="708" w:footer="708" w:gutter="0"/>
@@ -1032,7 +985,6 @@
   <w:style w:type="character" w:default="1" w:styleId="Fontepargpadro">
     <w:name w:val="Default Paragraph Font"/>
     <w:uiPriority w:val="1"/>
-    <w:semiHidden/>
     <w:unhideWhenUsed/>
   </w:style>
   <w:style w:type="table" w:default="1" w:styleId="Tabelanormal">
@@ -1055,6 +1007,18 @@
     <w:uiPriority w:val="99"/>
     <w:semiHidden/>
     <w:unhideWhenUsed/>
+  </w:style>
+  <w:style w:type="character" w:styleId="Hyperlink">
+    <w:name w:val="Hyperlink"/>
+    <w:basedOn w:val="Fontepargpadro"/>
+    <w:uiPriority w:val="99"/>
+    <w:semiHidden/>
+    <w:unhideWhenUsed/>
+    <w:rsid w:val="000027A0"/>
+    <w:rPr>
+      <w:color w:val="0000FF"/>
+      <w:u w:val="single"/>
+    </w:rPr>
   </w:style>
 </w:styles>
 </file>

--- a/AULA SETEMBRO DE 2026.docx
+++ b/AULA SETEMBRO DE 2026.docx
@@ -13,8 +13,29 @@
       </w:r>
     </w:p>
     <w:p>
-      <w:r>
-        <w:t>select * from hoteis ;</w:t>
+      <w:proofErr w:type="spellStart"/>
+      <w:r>
+        <w:t>select</w:t>
+      </w:r>
+      <w:proofErr w:type="spellEnd"/>
+      <w:r>
+        <w:t xml:space="preserve"> * </w:t>
+      </w:r>
+      <w:proofErr w:type="spellStart"/>
+      <w:r>
+        <w:t>from</w:t>
+      </w:r>
+      <w:proofErr w:type="spellEnd"/>
+      <w:r>
+        <w:t xml:space="preserve"> </w:t>
+      </w:r>
+      <w:proofErr w:type="spellStart"/>
+      <w:r>
+        <w:t>hoteis</w:t>
+      </w:r>
+      <w:proofErr w:type="spellEnd"/>
+      <w:r>
+        <w:t xml:space="preserve"> ;</w:t>
       </w:r>
       <w:r>
         <w:t xml:space="preserve"> JEITO NORMAL EM LINHAS:</w:t>
@@ -27,7 +48,15 @@
     </w:p>
     <w:p>
       <w:r>
-        <w:t>| id | nome             | cidade           | estrelas | email        | senha |</w:t>
+        <w:t xml:space="preserve">| id | nome             | cidade           | estrelas | </w:t>
+      </w:r>
+      <w:proofErr w:type="spellStart"/>
+      <w:r>
+        <w:t>email</w:t>
+      </w:r>
+      <w:proofErr w:type="spellEnd"/>
+      <w:r>
+        <w:t xml:space="preserve">        | senha |</w:t>
       </w:r>
     </w:p>
     <w:p>
@@ -52,17 +81,41 @@
     </w:p>
     <w:p>
       <w:r>
-        <w:t>|  4 | gh               | campos           |        3 |              |       |</w:t>
-      </w:r>
-    </w:p>
-    <w:p>
-      <w:r>
-        <w:t>|  5 |                  | campos do jordão |        3 |              |       |</w:t>
-      </w:r>
-    </w:p>
-    <w:p>
-      <w:r>
-        <w:t>|  6 | casa             | campos do jordão |        3 |              |       |</w:t>
+        <w:t xml:space="preserve">|  4 | </w:t>
+      </w:r>
+      <w:proofErr w:type="spellStart"/>
+      <w:r>
+        <w:t>gh</w:t>
+      </w:r>
+      <w:proofErr w:type="spellEnd"/>
+      <w:r>
+        <w:t xml:space="preserve">               | campos           |        3 |              |       |</w:t>
+      </w:r>
+    </w:p>
+    <w:p>
+      <w:r>
+        <w:t xml:space="preserve">|  5 |                  | campos do </w:t>
+      </w:r>
+      <w:proofErr w:type="spellStart"/>
+      <w:r>
+        <w:t>jordão</w:t>
+      </w:r>
+      <w:proofErr w:type="spellEnd"/>
+      <w:r>
+        <w:t xml:space="preserve"> |        3 |              |       |</w:t>
+      </w:r>
+    </w:p>
+    <w:p>
+      <w:r>
+        <w:t xml:space="preserve">|  6 | casa             | campos do </w:t>
+      </w:r>
+      <w:proofErr w:type="spellStart"/>
+      <w:r>
+        <w:t>jordão</w:t>
+      </w:r>
+      <w:proofErr w:type="spellEnd"/>
+      <w:r>
+        <w:t xml:space="preserve"> |        3 |              |       |</w:t>
       </w:r>
     </w:p>
     <w:p>
@@ -76,8 +129,29 @@
       </w:r>
     </w:p>
     <w:p>
-      <w:r>
-        <w:t>select * from hoteis \G;</w:t>
+      <w:proofErr w:type="spellStart"/>
+      <w:r>
+        <w:t>select</w:t>
+      </w:r>
+      <w:proofErr w:type="spellEnd"/>
+      <w:r>
+        <w:t xml:space="preserve"> * </w:t>
+      </w:r>
+      <w:proofErr w:type="spellStart"/>
+      <w:r>
+        <w:t>from</w:t>
+      </w:r>
+      <w:proofErr w:type="spellEnd"/>
+      <w:r>
+        <w:t xml:space="preserve"> </w:t>
+      </w:r>
+      <w:proofErr w:type="spellStart"/>
+      <w:r>
+        <w:t>hoteis</w:t>
+      </w:r>
+      <w:proofErr w:type="spellEnd"/>
+      <w:r>
+        <w:t xml:space="preserve"> \G;</w:t>
       </w:r>
       <w:r>
         <w:t xml:space="preserve"> TRANSFORMANDO AS LINHAS EM COLUNAS</w:t>
@@ -85,7 +159,15 @@
     </w:p>
     <w:p>
       <w:r>
-        <w:t>*************************** 1. row ***************************</w:t>
+        <w:t xml:space="preserve">*************************** 1. </w:t>
+      </w:r>
+      <w:proofErr w:type="spellStart"/>
+      <w:r>
+        <w:t>row</w:t>
+      </w:r>
+      <w:proofErr w:type="spellEnd"/>
+      <w:r>
+        <w:t xml:space="preserve"> ***************************</w:t>
       </w:r>
     </w:p>
     <w:p>
@@ -110,7 +192,15 @@
     </w:p>
     <w:p>
       <w:r>
-        <w:t xml:space="preserve">   email:</w:t>
+        <w:t xml:space="preserve">   </w:t>
+      </w:r>
+      <w:proofErr w:type="spellStart"/>
+      <w:r>
+        <w:t>email</w:t>
+      </w:r>
+      <w:proofErr w:type="spellEnd"/>
+      <w:r>
+        <w:t>:</w:t>
       </w:r>
     </w:p>
     <w:p>
@@ -120,7 +210,15 @@
     </w:p>
     <w:p>
       <w:r>
-        <w:t>*************************** 2. row ***************************</w:t>
+        <w:t xml:space="preserve">*************************** 2. </w:t>
+      </w:r>
+      <w:proofErr w:type="spellStart"/>
+      <w:r>
+        <w:t>row</w:t>
+      </w:r>
+      <w:proofErr w:type="spellEnd"/>
+      <w:r>
+        <w:t xml:space="preserve"> ***************************</w:t>
       </w:r>
     </w:p>
     <w:p>
@@ -145,7 +243,15 @@
     </w:p>
     <w:p>
       <w:r>
-        <w:t xml:space="preserve">   email:</w:t>
+        <w:t xml:space="preserve">   </w:t>
+      </w:r>
+      <w:proofErr w:type="spellStart"/>
+      <w:r>
+        <w:t>email</w:t>
+      </w:r>
+      <w:proofErr w:type="spellEnd"/>
+      <w:r>
+        <w:t>:</w:t>
       </w:r>
     </w:p>
     <w:p>
@@ -155,7 +261,15 @@
     </w:p>
     <w:p>
       <w:r>
-        <w:t>*************************** 3. row ***************************</w:t>
+        <w:t xml:space="preserve">*************************** 3. </w:t>
+      </w:r>
+      <w:proofErr w:type="spellStart"/>
+      <w:r>
+        <w:t>row</w:t>
+      </w:r>
+      <w:proofErr w:type="spellEnd"/>
+      <w:r>
+        <w:t xml:space="preserve"> ***************************</w:t>
       </w:r>
     </w:p>
     <w:p>
@@ -181,7 +295,15 @@
     </w:p>
     <w:p>
       <w:r>
-        <w:t xml:space="preserve">   email:</w:t>
+        <w:t xml:space="preserve">   </w:t>
+      </w:r>
+      <w:proofErr w:type="spellStart"/>
+      <w:r>
+        <w:t>email</w:t>
+      </w:r>
+      <w:proofErr w:type="spellEnd"/>
+      <w:r>
+        <w:t>:</w:t>
       </w:r>
     </w:p>
     <w:p>
@@ -191,7 +313,15 @@
     </w:p>
     <w:p>
       <w:r>
-        <w:t>*************************** 4. row ***************************</w:t>
+        <w:t xml:space="preserve">*************************** 4. </w:t>
+      </w:r>
+      <w:proofErr w:type="spellStart"/>
+      <w:r>
+        <w:t>row</w:t>
+      </w:r>
+      <w:proofErr w:type="spellEnd"/>
+      <w:r>
+        <w:t xml:space="preserve"> ***************************</w:t>
       </w:r>
     </w:p>
     <w:p>
@@ -201,8 +331,13 @@
     </w:p>
     <w:p>
       <w:r>
-        <w:t xml:space="preserve">    nome: gh</w:t>
-      </w:r>
+        <w:t xml:space="preserve">    nome: </w:t>
+      </w:r>
+      <w:proofErr w:type="spellStart"/>
+      <w:r>
+        <w:t>gh</w:t>
+      </w:r>
+      <w:proofErr w:type="spellEnd"/>
     </w:p>
     <w:p>
       <w:r>
@@ -216,7 +351,15 @@
     </w:p>
     <w:p>
       <w:r>
-        <w:t xml:space="preserve">   email:</w:t>
+        <w:t xml:space="preserve">   </w:t>
+      </w:r>
+      <w:proofErr w:type="spellStart"/>
+      <w:r>
+        <w:t>email</w:t>
+      </w:r>
+      <w:proofErr w:type="spellEnd"/>
+      <w:r>
+        <w:t>:</w:t>
       </w:r>
     </w:p>
     <w:p>
@@ -226,7 +369,15 @@
     </w:p>
     <w:p>
       <w:r>
-        <w:t>*************************** 5. row ***************************</w:t>
+        <w:t xml:space="preserve">*************************** 5. </w:t>
+      </w:r>
+      <w:proofErr w:type="spellStart"/>
+      <w:r>
+        <w:t>row</w:t>
+      </w:r>
+      <w:proofErr w:type="spellEnd"/>
+      <w:r>
+        <w:t xml:space="preserve"> ***************************</w:t>
       </w:r>
     </w:p>
     <w:p>
@@ -241,8 +392,13 @@
     </w:p>
     <w:p>
       <w:r>
-        <w:t xml:space="preserve">  cidade: campos do jordão</w:t>
-      </w:r>
+        <w:t xml:space="preserve">  cidade: campos do </w:t>
+      </w:r>
+      <w:proofErr w:type="spellStart"/>
+      <w:r>
+        <w:t>jordão</w:t>
+      </w:r>
+      <w:proofErr w:type="spellEnd"/>
     </w:p>
     <w:p>
       <w:r>
@@ -251,7 +407,15 @@
     </w:p>
     <w:p>
       <w:r>
-        <w:t xml:space="preserve">   email:</w:t>
+        <w:t xml:space="preserve">   </w:t>
+      </w:r>
+      <w:proofErr w:type="spellStart"/>
+      <w:r>
+        <w:t>email</w:t>
+      </w:r>
+      <w:proofErr w:type="spellEnd"/>
+      <w:r>
+        <w:t>:</w:t>
       </w:r>
     </w:p>
     <w:p>
@@ -261,7 +425,15 @@
     </w:p>
     <w:p>
       <w:r>
-        <w:t>*************************** 6. row ***************************</w:t>
+        <w:t xml:space="preserve">*************************** 6. </w:t>
+      </w:r>
+      <w:proofErr w:type="spellStart"/>
+      <w:r>
+        <w:t>row</w:t>
+      </w:r>
+      <w:proofErr w:type="spellEnd"/>
+      <w:r>
+        <w:t xml:space="preserve"> ***************************</w:t>
       </w:r>
     </w:p>
     <w:p>
@@ -276,8 +448,13 @@
     </w:p>
     <w:p>
       <w:r>
-        <w:t xml:space="preserve">  cidade: campos do jordão</w:t>
-      </w:r>
+        <w:t xml:space="preserve">  cidade: campos do </w:t>
+      </w:r>
+      <w:proofErr w:type="spellStart"/>
+      <w:r>
+        <w:t>jordão</w:t>
+      </w:r>
+      <w:proofErr w:type="spellEnd"/>
     </w:p>
     <w:p>
       <w:r>
@@ -286,7 +463,15 @@
     </w:p>
     <w:p>
       <w:r>
-        <w:t xml:space="preserve">   email:</w:t>
+        <w:t xml:space="preserve">   </w:t>
+      </w:r>
+      <w:proofErr w:type="spellStart"/>
+      <w:r>
+        <w:t>email</w:t>
+      </w:r>
+      <w:proofErr w:type="spellEnd"/>
+      <w:r>
+        <w:t>:</w:t>
       </w:r>
     </w:p>
     <w:p>
@@ -296,7 +481,15 @@
     </w:p>
     <w:p>
       <w:r>
-        <w:t>*************************** 7. row ***************************</w:t>
+        <w:t xml:space="preserve">*************************** 7. </w:t>
+      </w:r>
+      <w:proofErr w:type="spellStart"/>
+      <w:r>
+        <w:t>row</w:t>
+      </w:r>
+      <w:proofErr w:type="spellEnd"/>
+      <w:r>
+        <w:t xml:space="preserve"> ***************************</w:t>
       </w:r>
     </w:p>
     <w:p>
@@ -322,7 +515,15 @@
     <w:p>
       <w:r>
         <w:lastRenderedPageBreak/>
-        <w:t xml:space="preserve">   email: va@gmail.com</w:t>
+        <w:t xml:space="preserve">   </w:t>
+      </w:r>
+      <w:proofErr w:type="spellStart"/>
+      <w:r>
+        <w:t>email</w:t>
+      </w:r>
+      <w:proofErr w:type="spellEnd"/>
+      <w:r>
+        <w:t>: va@gmail.com</w:t>
       </w:r>
     </w:p>
     <w:p>
@@ -332,19 +533,53 @@
     </w:p>
     <w:p>
       <w:r>
-        <w:t>7 rows in set (0.001 sec)</w:t>
+        <w:t xml:space="preserve">7 </w:t>
+      </w:r>
+      <w:proofErr w:type="spellStart"/>
+      <w:r>
+        <w:t>rows</w:t>
+      </w:r>
+      <w:proofErr w:type="spellEnd"/>
+      <w:r>
+        <w:t xml:space="preserve"> in set (0.001 </w:t>
+      </w:r>
+      <w:proofErr w:type="spellStart"/>
+      <w:r>
+        <w:t>sec</w:t>
+      </w:r>
+      <w:proofErr w:type="spellEnd"/>
+      <w:r>
+        <w:t>)</w:t>
       </w:r>
     </w:p>
     <w:p/>
     <w:p>
       <w:r>
-        <w:t>ERROR: No query specified</w:t>
-      </w:r>
+        <w:t xml:space="preserve">ERROR: No query </w:t>
+      </w:r>
+      <w:proofErr w:type="spellStart"/>
+      <w:r>
+        <w:t>specified</w:t>
+      </w:r>
+      <w:proofErr w:type="spellEnd"/>
     </w:p>
     <w:p/>
     <w:p>
-      <w:r>
-        <w:t>MariaDB [hotel_db]&gt;</w:t>
+      <w:proofErr w:type="spellStart"/>
+      <w:r>
+        <w:t>MariaDB</w:t>
+      </w:r>
+      <w:proofErr w:type="spellEnd"/>
+      <w:r>
+        <w:t xml:space="preserve"> [</w:t>
+      </w:r>
+      <w:proofErr w:type="spellStart"/>
+      <w:r>
+        <w:t>hotel_db</w:t>
+      </w:r>
+      <w:proofErr w:type="spellEnd"/>
+      <w:r>
+        <w:t>]&gt;</w:t>
       </w:r>
     </w:p>
     <w:p>
@@ -393,18 +628,77 @@
           <w:color w:val="222222"/>
           <w:shd w:val="clear" w:color="auto" w:fill="FFFFFF"/>
         </w:rPr>
-        <w:t>" rel="stylesheet"&gt;</w:t>
-      </w:r>
-    </w:p>
-    <w:p>
-      <w:r>
-        <w:t>Class = “</w:t>
-      </w:r>
-      <w:r>
-        <w:t>btn btn-primary</w:t>
-      </w:r>
-      <w:r>
-        <w:t>” – faz do button azul estilizado com bordas arredondadas.</w:t>
+        <w:t xml:space="preserve">" </w:t>
+      </w:r>
+      <w:proofErr w:type="spellStart"/>
+      <w:r>
+        <w:rPr>
+          <w:rFonts w:ascii="Arial" w:hAnsi="Arial" w:cs="Arial"/>
+          <w:color w:val="222222"/>
+          <w:shd w:val="clear" w:color="auto" w:fill="FFFFFF"/>
+        </w:rPr>
+        <w:t>rel</w:t>
+      </w:r>
+      <w:proofErr w:type="spellEnd"/>
+      <w:r>
+        <w:rPr>
+          <w:rFonts w:ascii="Arial" w:hAnsi="Arial" w:cs="Arial"/>
+          <w:color w:val="222222"/>
+          <w:shd w:val="clear" w:color="auto" w:fill="FFFFFF"/>
+        </w:rPr>
+        <w:t>="</w:t>
+      </w:r>
+      <w:proofErr w:type="spellStart"/>
+      <w:r>
+        <w:rPr>
+          <w:rFonts w:ascii="Arial" w:hAnsi="Arial" w:cs="Arial"/>
+          <w:color w:val="222222"/>
+          <w:shd w:val="clear" w:color="auto" w:fill="FFFFFF"/>
+        </w:rPr>
+        <w:t>stylesheet</w:t>
+      </w:r>
+      <w:proofErr w:type="spellEnd"/>
+      <w:r>
+        <w:rPr>
+          <w:rFonts w:ascii="Arial" w:hAnsi="Arial" w:cs="Arial"/>
+          <w:color w:val="222222"/>
+          <w:shd w:val="clear" w:color="auto" w:fill="FFFFFF"/>
+        </w:rPr>
+        <w:t>"&gt;</w:t>
+      </w:r>
+    </w:p>
+    <w:p>
+      <w:proofErr w:type="spellStart"/>
+      <w:r>
+        <w:t>Class</w:t>
+      </w:r>
+      <w:proofErr w:type="spellEnd"/>
+      <w:r>
+        <w:t xml:space="preserve"> = “</w:t>
+      </w:r>
+      <w:proofErr w:type="spellStart"/>
+      <w:r>
+        <w:t>btn</w:t>
+      </w:r>
+      <w:proofErr w:type="spellEnd"/>
+      <w:r>
+        <w:t xml:space="preserve"> </w:t>
+      </w:r>
+      <w:proofErr w:type="spellStart"/>
+      <w:r>
+        <w:t>btn-primary</w:t>
+      </w:r>
+      <w:proofErr w:type="spellEnd"/>
+      <w:r>
+        <w:t xml:space="preserve">” – faz do </w:t>
+      </w:r>
+      <w:proofErr w:type="spellStart"/>
+      <w:r>
+        <w:t>button</w:t>
+      </w:r>
+      <w:proofErr w:type="spellEnd"/>
+      <w:r>
+        <w:t xml:space="preserve"> azul estilizado com bordas arredondadas.</w:t>
       </w:r>
     </w:p>
     <w:p/>
@@ -443,7 +737,15 @@
     </w:p>
     <w:p>
       <w:r>
-        <w:t>Erro: Uusário ou Senha incooretos</w:t>
+        <w:t xml:space="preserve">Erro: </w:t>
+      </w:r>
+      <w:proofErr w:type="spellStart"/>
+      <w:r>
+        <w:t>Uusário</w:t>
+      </w:r>
+      <w:proofErr w:type="spellEnd"/>
+      <w:r>
+        <w:t xml:space="preserve"> ou Senha incooretos</w:t>
       </w:r>
     </w:p>
     <w:p>
@@ -453,37 +755,157 @@
     </w:p>
     <w:p>
       <w:r>
-        <w:t>&lt;html lang="pt-br"&gt;</w:t>
-      </w:r>
-    </w:p>
-    <w:p>
-      <w:r>
-        <w:t>&lt;head&gt;</w:t>
-      </w:r>
-    </w:p>
-    <w:p>
-      <w:r>
-        <w:t>    &lt;meta charset="UTF-8"&gt;</w:t>
-      </w:r>
-    </w:p>
-    <w:p>
-      <w:r>
-        <w:t>    &lt;meta name="viewport" content="width=device-width, initial-scale=1.0"&gt;</w:t>
-      </w:r>
-    </w:p>
-    <w:p>
-      <w:r>
-        <w:t>    &lt;title&gt;Treino Bootstrap 01 - Cores e Botões&lt;/title&gt;</w:t>
-      </w:r>
-    </w:p>
-    <w:p>
-      <w:r>
-        <w:t>    &lt;link href="https://cdn.jsdelivr.net/npm/bootstrap@5.3.0/dist/css/bootstrap.min.css" rel="stylesheet"&gt;</w:t>
-      </w:r>
-    </w:p>
-    <w:p>
-      <w:r>
-        <w:t>&lt;/head&gt;</w:t>
+        <w:t xml:space="preserve">&lt;html </w:t>
+      </w:r>
+      <w:proofErr w:type="spellStart"/>
+      <w:r>
+        <w:t>lang</w:t>
+      </w:r>
+      <w:proofErr w:type="spellEnd"/>
+      <w:r>
+        <w:t>="</w:t>
+      </w:r>
+      <w:proofErr w:type="spellStart"/>
+      <w:r>
+        <w:t>pt-br</w:t>
+      </w:r>
+      <w:proofErr w:type="spellEnd"/>
+      <w:r>
+        <w:t>"&gt;</w:t>
+      </w:r>
+    </w:p>
+    <w:p>
+      <w:r>
+        <w:t>&lt;</w:t>
+      </w:r>
+      <w:proofErr w:type="spellStart"/>
+      <w:r>
+        <w:t>head</w:t>
+      </w:r>
+      <w:proofErr w:type="spellEnd"/>
+      <w:r>
+        <w:t>&gt;</w:t>
+      </w:r>
+    </w:p>
+    <w:p>
+      <w:r>
+        <w:t xml:space="preserve">    &lt;meta </w:t>
+      </w:r>
+      <w:proofErr w:type="spellStart"/>
+      <w:r>
+        <w:t>charset</w:t>
+      </w:r>
+      <w:proofErr w:type="spellEnd"/>
+      <w:r>
+        <w:t>="UTF-8"&gt;</w:t>
+      </w:r>
+    </w:p>
+    <w:p>
+      <w:r>
+        <w:t xml:space="preserve">    &lt;meta </w:t>
+      </w:r>
+      <w:proofErr w:type="spellStart"/>
+      <w:r>
+        <w:t>name</w:t>
+      </w:r>
+      <w:proofErr w:type="spellEnd"/>
+      <w:r>
+        <w:t>="</w:t>
+      </w:r>
+      <w:proofErr w:type="spellStart"/>
+      <w:r>
+        <w:t>viewport</w:t>
+      </w:r>
+      <w:proofErr w:type="spellEnd"/>
+      <w:r>
+        <w:t xml:space="preserve">" </w:t>
+      </w:r>
+      <w:proofErr w:type="spellStart"/>
+      <w:r>
+        <w:t>content</w:t>
+      </w:r>
+      <w:proofErr w:type="spellEnd"/>
+      <w:r>
+        <w:t>="</w:t>
+      </w:r>
+      <w:proofErr w:type="spellStart"/>
+      <w:r>
+        <w:t>width</w:t>
+      </w:r>
+      <w:proofErr w:type="spellEnd"/>
+      <w:r>
+        <w:t>=device-</w:t>
+      </w:r>
+      <w:proofErr w:type="spellStart"/>
+      <w:r>
+        <w:t>width</w:t>
+      </w:r>
+      <w:proofErr w:type="spellEnd"/>
+      <w:r>
+        <w:t xml:space="preserve">, </w:t>
+      </w:r>
+      <w:proofErr w:type="spellStart"/>
+      <w:r>
+        <w:t>initial-scale</w:t>
+      </w:r>
+      <w:proofErr w:type="spellEnd"/>
+      <w:r>
+        <w:t>=1.0"&gt;</w:t>
+      </w:r>
+    </w:p>
+    <w:p>
+      <w:r>
+        <w:t>    &lt;</w:t>
+      </w:r>
+      <w:proofErr w:type="spellStart"/>
+      <w:r>
+        <w:t>title</w:t>
+      </w:r>
+      <w:proofErr w:type="spellEnd"/>
+      <w:r>
+        <w:t>&gt;Treino Bootstrap 01 - Cores e Botões&lt;/</w:t>
+      </w:r>
+      <w:proofErr w:type="spellStart"/>
+      <w:r>
+        <w:t>title</w:t>
+      </w:r>
+      <w:proofErr w:type="spellEnd"/>
+      <w:r>
+        <w:t>&gt;</w:t>
+      </w:r>
+    </w:p>
+    <w:p>
+      <w:r>
+        <w:t xml:space="preserve">    &lt;link href="https://cdn.jsdelivr.net/npm/bootstrap@5.3.0/dist/css/bootstrap.min.css" </w:t>
+      </w:r>
+      <w:proofErr w:type="spellStart"/>
+      <w:r>
+        <w:t>rel</w:t>
+      </w:r>
+      <w:proofErr w:type="spellEnd"/>
+      <w:r>
+        <w:t>="</w:t>
+      </w:r>
+      <w:proofErr w:type="spellStart"/>
+      <w:r>
+        <w:t>stylesheet</w:t>
+      </w:r>
+      <w:proofErr w:type="spellEnd"/>
+      <w:r>
+        <w:t>"&gt;</w:t>
+      </w:r>
+    </w:p>
+    <w:p>
+      <w:r>
+        <w:t>&lt;/</w:t>
+      </w:r>
+      <w:proofErr w:type="spellStart"/>
+      <w:r>
+        <w:t>head</w:t>
+      </w:r>
+      <w:proofErr w:type="spellEnd"/>
+      <w:r>
+        <w:t>&gt;</w:t>
       </w:r>
     </w:p>
     <w:p>
@@ -499,7 +921,23 @@
     <w:p>
       <w:r>
         <w:lastRenderedPageBreak/>
-        <w:t>    &lt;button&gt;Botão sem Bootstrap&lt;/button&gt;</w:t>
+        <w:t>    &lt;</w:t>
+      </w:r>
+      <w:proofErr w:type="spellStart"/>
+      <w:r>
+        <w:t>button</w:t>
+      </w:r>
+      <w:proofErr w:type="spellEnd"/>
+      <w:r>
+        <w:t>&gt;Botão sem Bootstrap&lt;/</w:t>
+      </w:r>
+      <w:proofErr w:type="spellStart"/>
+      <w:r>
+        <w:t>button</w:t>
+      </w:r>
+      <w:proofErr w:type="spellEnd"/>
+      <w:r>
+        <w:t>&gt;</w:t>
       </w:r>
     </w:p>
     <w:p>
@@ -509,28 +947,132 @@
     </w:p>
     <w:p>
       <w:r>
-        <w:t>    &lt;Button class="btn btn-primary"&gt;Botão com Bootstrap&lt;/Button&gt;</w:t>
-      </w:r>
-    </w:p>
-    <w:p>
-      <w:r>
-        <w:t>    &lt;Button class="btn btn-danger"&gt;EXCLUIR&lt;/Button&gt;</w:t>
-      </w:r>
-    </w:p>
-    <w:p>
-      <w:r>
-        <w:t>    &lt;Button class="btn btn-outline-success"&gt;Salvo com SUCESSO&lt;/Button&gt;</w:t>
-      </w:r>
-    </w:p>
-    <w:p>
-      <w:r>
-        <w:t>    &lt;Button class="btn btn-outline-warning"&gt;Atenção&lt;/Button&gt;</w:t>
+        <w:t xml:space="preserve">    &lt;Button </w:t>
+      </w:r>
+      <w:proofErr w:type="spellStart"/>
+      <w:r>
+        <w:t>class</w:t>
+      </w:r>
+      <w:proofErr w:type="spellEnd"/>
+      <w:r>
+        <w:t>="</w:t>
+      </w:r>
+      <w:proofErr w:type="spellStart"/>
+      <w:r>
+        <w:t>btn</w:t>
+      </w:r>
+      <w:proofErr w:type="spellEnd"/>
+      <w:r>
+        <w:t xml:space="preserve"> </w:t>
+      </w:r>
+      <w:proofErr w:type="spellStart"/>
+      <w:r>
+        <w:t>btn-primary</w:t>
+      </w:r>
+      <w:proofErr w:type="spellEnd"/>
+      <w:r>
+        <w:t>"&gt;Botão com Bootstrap&lt;/Button&gt;</w:t>
+      </w:r>
+    </w:p>
+    <w:p>
+      <w:r>
+        <w:t xml:space="preserve">    &lt;Button </w:t>
+      </w:r>
+      <w:proofErr w:type="spellStart"/>
+      <w:r>
+        <w:t>class</w:t>
+      </w:r>
+      <w:proofErr w:type="spellEnd"/>
+      <w:r>
+        <w:t>="</w:t>
+      </w:r>
+      <w:proofErr w:type="spellStart"/>
+      <w:r>
+        <w:t>btn</w:t>
+      </w:r>
+      <w:proofErr w:type="spellEnd"/>
+      <w:r>
+        <w:t xml:space="preserve"> </w:t>
+      </w:r>
+      <w:proofErr w:type="spellStart"/>
+      <w:r>
+        <w:t>btn-danger</w:t>
+      </w:r>
+      <w:proofErr w:type="spellEnd"/>
+      <w:r>
+        <w:t>"&gt;EXCLUIR&lt;/Button&gt;</w:t>
+      </w:r>
+    </w:p>
+    <w:p>
+      <w:r>
+        <w:t xml:space="preserve">    &lt;Button </w:t>
+      </w:r>
+      <w:proofErr w:type="spellStart"/>
+      <w:r>
+        <w:t>class</w:t>
+      </w:r>
+      <w:proofErr w:type="spellEnd"/>
+      <w:r>
+        <w:t>="</w:t>
+      </w:r>
+      <w:proofErr w:type="spellStart"/>
+      <w:r>
+        <w:t>btn</w:t>
+      </w:r>
+      <w:proofErr w:type="spellEnd"/>
+      <w:r>
+        <w:t xml:space="preserve"> </w:t>
+      </w:r>
+      <w:proofErr w:type="spellStart"/>
+      <w:r>
+        <w:t>btn-outline-success</w:t>
+      </w:r>
+      <w:proofErr w:type="spellEnd"/>
+      <w:r>
+        <w:t>"&gt;Salvo com SUCESSO&lt;/Button&gt;</w:t>
+      </w:r>
+    </w:p>
+    <w:p>
+      <w:r>
+        <w:t xml:space="preserve">    &lt;Button </w:t>
+      </w:r>
+      <w:proofErr w:type="spellStart"/>
+      <w:r>
+        <w:t>class</w:t>
+      </w:r>
+      <w:proofErr w:type="spellEnd"/>
+      <w:r>
+        <w:t>="</w:t>
+      </w:r>
+      <w:proofErr w:type="spellStart"/>
+      <w:r>
+        <w:t>btn</w:t>
+      </w:r>
+      <w:proofErr w:type="spellEnd"/>
+      <w:r>
+        <w:t xml:space="preserve"> </w:t>
+      </w:r>
+      <w:proofErr w:type="spellStart"/>
+      <w:r>
+        <w:t>btn-outline-warning</w:t>
+      </w:r>
+      <w:proofErr w:type="spellEnd"/>
+      <w:r>
+        <w:t>"&gt;Atenção&lt;/Button&gt;</w:t>
       </w:r>
     </w:p>
     <w:p/>
     <w:p>
       <w:r>
-        <w:t>    &lt;hr&gt;</w:t>
+        <w:t>    &lt;</w:t>
+      </w:r>
+      <w:proofErr w:type="spellStart"/>
+      <w:r>
+        <w:t>hr</w:t>
+      </w:r>
+      <w:proofErr w:type="spellEnd"/>
+      <w:r>
+        <w:t>&gt;</w:t>
       </w:r>
     </w:p>
     <w:p>
@@ -540,12 +1082,98 @@
     </w:p>
     <w:p>
       <w:r>
-        <w:t>    &lt;div class = "alert alert-success"&gt;Operação realizada com sucesso&lt;/div&gt;</w:t>
-      </w:r>
-    </w:p>
-    <w:p>
-      <w:r>
-        <w:t>    &lt;div class = "alert alert-danger"&gt;Erro: Usário ou Senha incooretos&lt;/div&gt;</w:t>
+        <w:t>    &lt;</w:t>
+      </w:r>
+      <w:proofErr w:type="spellStart"/>
+      <w:r>
+        <w:t>div</w:t>
+      </w:r>
+      <w:proofErr w:type="spellEnd"/>
+      <w:r>
+        <w:t xml:space="preserve"> </w:t>
+      </w:r>
+      <w:proofErr w:type="spellStart"/>
+      <w:r>
+        <w:t>class</w:t>
+      </w:r>
+      <w:proofErr w:type="spellEnd"/>
+      <w:r>
+        <w:t xml:space="preserve"> = "</w:t>
+      </w:r>
+      <w:proofErr w:type="spellStart"/>
+      <w:r>
+        <w:t>alert</w:t>
+      </w:r>
+      <w:proofErr w:type="spellEnd"/>
+      <w:r>
+        <w:t xml:space="preserve"> </w:t>
+      </w:r>
+      <w:proofErr w:type="spellStart"/>
+      <w:r>
+        <w:t>alert-success</w:t>
+      </w:r>
+      <w:proofErr w:type="spellEnd"/>
+      <w:r>
+        <w:t>"&gt;Operação realizada com sucesso&lt;/</w:t>
+      </w:r>
+      <w:proofErr w:type="spellStart"/>
+      <w:r>
+        <w:t>div</w:t>
+      </w:r>
+      <w:proofErr w:type="spellEnd"/>
+      <w:r>
+        <w:t>&gt;</w:t>
+      </w:r>
+    </w:p>
+    <w:p>
+      <w:r>
+        <w:t>    &lt;</w:t>
+      </w:r>
+      <w:proofErr w:type="spellStart"/>
+      <w:r>
+        <w:t>div</w:t>
+      </w:r>
+      <w:proofErr w:type="spellEnd"/>
+      <w:r>
+        <w:t xml:space="preserve"> </w:t>
+      </w:r>
+      <w:proofErr w:type="spellStart"/>
+      <w:r>
+        <w:t>class</w:t>
+      </w:r>
+      <w:proofErr w:type="spellEnd"/>
+      <w:r>
+        <w:t xml:space="preserve"> = "</w:t>
+      </w:r>
+      <w:proofErr w:type="spellStart"/>
+      <w:r>
+        <w:t>alert</w:t>
+      </w:r>
+      <w:proofErr w:type="spellEnd"/>
+      <w:r>
+        <w:t xml:space="preserve"> </w:t>
+      </w:r>
+      <w:proofErr w:type="spellStart"/>
+      <w:r>
+        <w:t>alert-danger</w:t>
+      </w:r>
+      <w:proofErr w:type="spellEnd"/>
+      <w:r>
+        <w:t>"&gt;Erro: Usário ou Senha inco</w:t>
+      </w:r>
+      <w:r>
+        <w:t>r</w:t>
+      </w:r>
+      <w:r>
+        <w:t>retos&lt;/</w:t>
+      </w:r>
+      <w:proofErr w:type="spellStart"/>
+      <w:r>
+        <w:t>div</w:t>
+      </w:r>
+      <w:proofErr w:type="spellEnd"/>
+      <w:r>
+        <w:t>&gt;</w:t>
       </w:r>
     </w:p>
     <w:p>
@@ -563,15 +1191,118 @@
         <w:t>Regra visual do bootstrap</w:t>
       </w:r>
     </w:p>
+    <w:p>
+      <w:r>
+        <w:t xml:space="preserve">Em uma tela subdividida em 12 colunas, quando </w:t>
+      </w:r>
+      <w:proofErr w:type="spellStart"/>
+      <w:r>
+        <w:t>class</w:t>
+      </w:r>
+      <w:proofErr w:type="spellEnd"/>
+      <w:r>
+        <w:t xml:space="preserve"> = col-md-6, ele separa 6 colunas no card e podemos usar as outras colunas restantes para outras informações</w:t>
+      </w:r>
+    </w:p>
+    <w:p/>
+    <w:p>
+      <w:r>
+        <w:t>06/10/2026</w:t>
+      </w:r>
+    </w:p>
+    <w:p/>
+    <w:p>
+      <w:r>
+        <w:t>Criando seção no php:</w:t>
+      </w:r>
+    </w:p>
+    <w:p>
+      <w:r>
+        <w:t>session_st</w:t>
+      </w:r>
+    </w:p>
+    <w:p>
+      <w:r>
+        <w:t>art();</w:t>
+      </w:r>
+      <w:r>
+        <w:rPr>
+          <w:u w:val="single"/>
+        </w:rPr>
+        <w:t xml:space="preserve"> </w:t>
+      </w:r>
+      <w:r>
+        <w:t xml:space="preserve"> - através dela identifico se existe usuário logado no html onde existe o login.</w:t>
+      </w:r>
+    </w:p>
+    <w:p>
+      <w:r>
+        <w:t>É também usada para armazenar dados, da seguinte maneira</w:t>
+      </w:r>
+      <w:r>
+        <w:t>, no autenticar.php</w:t>
+      </w:r>
+      <w:r>
+        <w:t>:</w:t>
+      </w:r>
+    </w:p>
+    <w:p>
+      <w:r>
+        <w:t>$_SESSION['cliente_id'] = $linha['id'];</w:t>
+      </w:r>
+    </w:p>
+    <w:p>
+      <w:r>
+        <w:t>$_SESSION['logado'] = true;</w:t>
+      </w:r>
+    </w:p>
+    <w:p>
+      <w:r>
+        <w:t xml:space="preserve">E, além de: </w:t>
+      </w:r>
+    </w:p>
+    <w:p>
+      <w:r>
+        <w:t>session_start();</w:t>
+      </w:r>
+    </w:p>
+    <w:p>
+      <w:r>
+        <w:t>if( !isset($_SESSION['logado']) || $_SESSION['logado'] !== true ){</w:t>
+      </w:r>
+    </w:p>
+    <w:p>
+      <w:r>
+        <w:t>    header('location: login.html');</w:t>
+      </w:r>
+    </w:p>
+    <w:p>
+      <w:r>
+        <w:t>    exit();</w:t>
+      </w:r>
+    </w:p>
+    <w:p>
+      <w:r>
+        <w:t>no minhas_reservas.php.</w:t>
+      </w:r>
+    </w:p>
+    <w:p/>
+    <w:p/>
+    <w:p/>
+    <w:p/>
     <w:p>
       <w:pPr>
         <w:rPr>
           <w:u w:val="single"/>
         </w:rPr>
       </w:pPr>
-      <w:r>
-        <w:t>Em uma tela subdividida em 12 colunas, quando class = col-md-6, ele separa 6 colunas no card e podemos usar as outras colunas restantes para outras informações</w:t>
-      </w:r>
+    </w:p>
+    <w:p>
+      <w:pPr>
+        <w:rPr>
+          <w:u w:val="single"/>
+        </w:rPr>
+      </w:pPr>
     </w:p>
     <w:sectPr>
       <w:pgSz w:w="11906" w:h="16838"/>
